--- a/CanSat Workshop Guide.docx
+++ b/CanSat Workshop Guide.docx
@@ -192,6 +192,9 @@
         <w:jc w:val="center"/>
       </w:pPr>
       <w:r>
+        <w:rPr>
+          <w:noProof/>
+        </w:rPr>
         <w:drawing>
           <wp:inline distT="0" distB="0" distL="0" distR="0" wp14:anchorId="2EBBDA56" wp14:editId="77B3F2C0">
             <wp:extent cx="1971950" cy="1686160"/>
@@ -572,7 +575,7 @@
           <w:sz w:val="20"/>
           <w:szCs w:val="20"/>
         </w:rPr>
-        <w:t>www.github.com/sup-srdc/Resolve-Khi</w:t>
+        <w:t>https://github.com/hashircatto/CANSAT</w:t>
       </w:r>
     </w:p>
     <w:p>
@@ -947,7 +950,23 @@
           <w:sz w:val="20"/>
           <w:szCs w:val="20"/>
         </w:rPr>
-        <w:t>…\ Resolve-Khi-main\Arduino\Ground Station Code - Interfaced with GUI\Ground_station_code</w:t>
+        <w:t xml:space="preserve">…\ </w:t>
+      </w:r>
+      <w:r>
+        <w:rPr>
+          <w:rFonts w:ascii="Courier New" w:eastAsia="Times New Roman" w:hAnsi="Courier New" w:cs="Courier New"/>
+          <w:sz w:val="20"/>
+          <w:szCs w:val="20"/>
+        </w:rPr>
+        <w:t>CANSAT-REPO</w:t>
+      </w:r>
+      <w:r>
+        <w:rPr>
+          <w:rFonts w:ascii="Courier New" w:eastAsia="Times New Roman" w:hAnsi="Courier New" w:cs="Courier New"/>
+          <w:sz w:val="20"/>
+          <w:szCs w:val="20"/>
+        </w:rPr>
+        <w:t>\Arduino\Ground Station Code - Interfaced with GUI\Ground_station_code</w:t>
       </w:r>
       <w:r>
         <w:t xml:space="preserve"> and open the file Ground_station_code.ino in the Arduino IDE.</w:t>
@@ -1265,7 +1284,23 @@
           <w:sz w:val="20"/>
           <w:szCs w:val="20"/>
         </w:rPr>
-        <w:t>…\ Resolve-Khi-main\Arduino\CANSAT Code  - Interfaced with GUI\CanSat_Code</w:t>
+        <w:t xml:space="preserve">…\ </w:t>
+      </w:r>
+      <w:r>
+        <w:rPr>
+          <w:rFonts w:ascii="Courier New" w:eastAsia="Times New Roman" w:hAnsi="Courier New" w:cs="Courier New"/>
+          <w:sz w:val="20"/>
+          <w:szCs w:val="20"/>
+        </w:rPr>
+        <w:t>CANSAT-Repo</w:t>
+      </w:r>
+      <w:r>
+        <w:rPr>
+          <w:rFonts w:ascii="Courier New" w:eastAsia="Times New Roman" w:hAnsi="Courier New" w:cs="Courier New"/>
+          <w:sz w:val="20"/>
+          <w:szCs w:val="20"/>
+        </w:rPr>
+        <w:t>\Arduino\CANSAT Code  - Interfaced with GUI\CanSat_Code</w:t>
       </w:r>
       <w:r>
         <w:t xml:space="preserve"> and open the file </w:t>
@@ -1544,6 +1579,9 @@
       <w:r>
         <w:t>Open the Serial Monitor in Arduino IDE at 115200 bps. You should see the following status messages. If these appear, it confirms that your CanSat is functioning correctly and transmitting data wirelessly</w:t>
       </w:r>
+      <w:r>
+        <w:t xml:space="preserve">, some of the messages will fail to deliver, but that’s ok, don’t worry about it. </w:t>
+      </w:r>
     </w:p>
     <w:p>
       <w:pPr>
@@ -1556,7 +1594,7 @@
         </w:rPr>
         <w:lastRenderedPageBreak/>
         <w:drawing>
-          <wp:inline distT="0" distB="0" distL="0" distR="0" wp14:anchorId="423676D5" wp14:editId="452ED783">
+          <wp:inline distT="0" distB="0" distL="0" distR="0" wp14:anchorId="423676D5" wp14:editId="13AEF7BF">
             <wp:extent cx="5943600" cy="3224403"/>
             <wp:effectExtent l="0" t="0" r="0" b="0"/>
             <wp:docPr id="5" name="Picture 5" descr="C:\Users\badri\Pictures\CanSat_code.png"/>
@@ -1867,7 +1905,23 @@
           <w:sz w:val="20"/>
           <w:szCs w:val="20"/>
         </w:rPr>
-        <w:t>…\ Resolve-Khi-main\Python Data Read with GUI</w:t>
+        <w:t>…</w:t>
+      </w:r>
+      <w:r>
+        <w:rPr>
+          <w:rFonts w:ascii="Courier New" w:eastAsia="Times New Roman" w:hAnsi="Courier New" w:cs="Courier New"/>
+          <w:sz w:val="20"/>
+          <w:szCs w:val="20"/>
+        </w:rPr>
+        <w:t>CANSAT_REPO\Python Data Read - With Calibration</w:t>
+      </w:r>
+      <w:r>
+        <w:rPr>
+          <w:rFonts w:ascii="Courier New" w:eastAsia="Times New Roman" w:hAnsi="Courier New" w:cs="Courier New"/>
+          <w:sz w:val="20"/>
+          <w:szCs w:val="20"/>
+        </w:rPr>
+        <w:t>\</w:t>
       </w:r>
       <w:r>
         <w:t xml:space="preserve"> and open this folder in the terminal.</w:t>
@@ -2600,7 +2654,66 @@
         <w:t>Make sure the CanSat battery is fully charged before the flight test. A fully charged battery typically lasts only 15–20 minutes.</w:t>
       </w:r>
     </w:p>
+    <w:p>
+      <w:r>
+        <w:t>CANSAT stored data can be passed through a filter, we have specially designed a magdwick filter, to analyze your data type in &lt;</w:t>
+      </w:r>
+      <w:r>
+        <w:t>python madgwick_filter.py cansat_log_20260915_180014.csv</w:t>
+      </w:r>
+      <w:r>
+        <w:t xml:space="preserve">&gt; in command prompt or python environment. It will generate a PNG file titled: </w:t>
+      </w:r>
+      <w:r>
+        <w:t>madgwick_offline_test.png</w:t>
+      </w:r>
+      <w:r>
+        <w:t xml:space="preserve">. Open the image file to check your satellites’ orientation etc. </w:t>
+      </w:r>
+    </w:p>
     <w:p/>
+    <w:p>
+      <w:r>
+        <w:drawing>
+          <wp:inline distT="0" distB="0" distL="0" distR="0" wp14:anchorId="7CBB37F8" wp14:editId="1A965105">
+            <wp:extent cx="5943600" cy="5283200"/>
+            <wp:effectExtent l="0" t="0" r="0" b="0"/>
+            <wp:docPr id="112655895" name="Picture 1"/>
+            <wp:cNvGraphicFramePr>
+              <a:graphicFrameLocks xmlns:a="http://schemas.openxmlformats.org/drawingml/2006/main" noChangeAspect="1"/>
+            </wp:cNvGraphicFramePr>
+            <a:graphic xmlns:a="http://schemas.openxmlformats.org/drawingml/2006/main">
+              <a:graphicData uri="http://schemas.openxmlformats.org/drawingml/2006/picture">
+                <pic:pic xmlns:pic="http://schemas.openxmlformats.org/drawingml/2006/picture">
+                  <pic:nvPicPr>
+                    <pic:cNvPr id="112655895" name=""/>
+                    <pic:cNvPicPr/>
+                  </pic:nvPicPr>
+                  <pic:blipFill>
+                    <a:blip r:embed="rId24"/>
+                    <a:stretch>
+                      <a:fillRect/>
+                    </a:stretch>
+                  </pic:blipFill>
+                  <pic:spPr>
+                    <a:xfrm>
+                      <a:off x="0" y="0"/>
+                      <a:ext cx="5943600" cy="5283200"/>
+                    </a:xfrm>
+                    <a:prstGeom prst="rect">
+                      <a:avLst/>
+                    </a:prstGeom>
+                  </pic:spPr>
+                </pic:pic>
+              </a:graphicData>
+            </a:graphic>
+          </wp:inline>
+        </w:drawing>
+      </w:r>
+      <w:r>
+        <w:t xml:space="preserve">                                                                                         </w:t>
+      </w:r>
+    </w:p>
     <w:p/>
     <w:sectPr>
       <w:pgSz w:w="12240" w:h="15840"/>
